--- a/원고/1부/러시아어_컨설턴트_14아크.docx
+++ b/원고/1부/러시아어_컨설턴트_14아크.docx
@@ -900,6 +900,42 @@
           <w:bCs/>
           <w:b/>
         </w:rPr>
+        <w:t xml:space="preserve">Настя:</w:t>
+      </w:r>
+      <w:r>
+        <w:t xml:space="preserve"> </w:t>
+      </w:r>
+      <w:r>
+        <w:t xml:space="preserve">А летом, когда отопление не работает, — тоже не находилось ни времени, ни денег?</w:t>
+      </w:r>
+    </w:p>
+    <w:p>
+      <w:pPr>
+        <w:pStyle w:val="BodyText"/>
+      </w:pPr>
+      <w:r>
+        <w:rPr>
+          <w:bCs/>
+          <w:b/>
+        </w:rPr>
+        <w:t xml:space="preserve">Борис:</w:t>
+      </w:r>
+      <w:r>
+        <w:t xml:space="preserve"> </w:t>
+      </w:r>
+      <w:r>
+        <w:t xml:space="preserve">Летом — тем более. Летом про трубы никто не вспоминает. А ведь ещё деды говорили: «Готовь сани летом, а телегу зимой». У нас — наоборот: про сани вспоминают, когда уже снег по пояс.</w:t>
+      </w:r>
+    </w:p>
+    <w:p>
+      <w:pPr>
+        <w:pStyle w:val="BodyText"/>
+      </w:pPr>
+      <w:r>
+        <w:rPr>
+          <w:bCs/>
+          <w:b/>
+        </w:rPr>
         <w:t xml:space="preserve">Кирилл:</w:t>
       </w:r>
       <w:r>
@@ -2725,6 +2761,42 @@
       </w:r>
       <w:r>
         <w:t xml:space="preserve">ожидал — честно говоря, недооценил скорость износа.</w:t>
+      </w:r>
+    </w:p>
+    <w:p>
+      <w:pPr>
+        <w:pStyle w:val="BodyText"/>
+      </w:pPr>
+      <w:r>
+        <w:rPr>
+          <w:bCs/>
+          <w:b/>
+        </w:rPr>
+        <w:t xml:space="preserve">Настя:</w:t>
+      </w:r>
+      <w:r>
+        <w:t xml:space="preserve"> </w:t>
+      </w:r>
+      <w:r>
+        <w:t xml:space="preserve">Значит, пока чинили у школы — потекло совсем рядом?</w:t>
+      </w:r>
+    </w:p>
+    <w:p>
+      <w:pPr>
+        <w:pStyle w:val="BodyText"/>
+      </w:pPr>
+      <w:r>
+        <w:rPr>
+          <w:bCs/>
+          <w:b/>
+        </w:rPr>
+        <w:t xml:space="preserve">Борис:</w:t>
+      </w:r>
+      <w:r>
+        <w:t xml:space="preserve"> </w:t>
+      </w:r>
+      <w:r>
+        <w:t xml:space="preserve">Так всегда и бывает: где тонко, там и рвётся. Залатали одно слабое место — давление нашло следующее.</w:t>
       </w:r>
     </w:p>
     <w:p>

--- a/원고/1부/러시아어_컨설턴트_14아크.docx
+++ b/원고/1부/러시아어_컨설턴트_14아크.docx
@@ -4975,6 +4975,222 @@
       </w:r>
       <w:r>
         <w:t xml:space="preserve">Обязательно. Удачи вам, в мире телекоммуникаций.</w:t>
+      </w:r>
+    </w:p>
+    <w:p>
+      <w:r>
+        <w:br w:type="page"/>
+      </w:r>
+    </w:p>
+    <w:p>
+      <w:pPr>
+        <w:pStyle w:val="BodyText"/>
+      </w:pPr>
+      <w:r>
+        <w:rPr>
+          <w:b/>
+          <w:bCs/>
+          <w:sz w:val="32"/>
+          <w:szCs w:val="32"/>
+        </w:rPr>
+        <w:t xml:space="preserve">📚 인용 해설 노트 — 14아크</w:t>
+      </w:r>
+    </w:p>
+    <w:p>
+      <w:pPr>
+        <w:pStyle w:val="BodyText"/>
+      </w:pPr>
+      <w:r>
+        <w:rPr/>
+        <w:t xml:space="preserve">이 화에 나온 러시아 고전 인용과 속담의 뜻, 원작 맥락, 쓰인 장면, 실제 대화에서 쓰는 요령을 정리했습니다.</w:t>
+      </w:r>
+    </w:p>
+    <w:p>
+      <w:pPr>
+        <w:pStyle w:val="BodyText"/>
+      </w:pPr>
+      <w:r>
+        <w:rPr>
+          <w:b/>
+          <w:bCs/>
+          <w:sz w:val="24"/>
+          <w:szCs w:val="24"/>
+        </w:rPr>
+        <w:t xml:space="preserve">인용 1 · «Готовь сани летом, а телегу зимой»</w:t>
+      </w:r>
+    </w:p>
+    <w:p>
+      <w:pPr>
+        <w:pStyle w:val="BodyText"/>
+      </w:pPr>
+      <w:r>
+        <w:rPr>
+          <w:b/>
+          <w:bCs/>
+        </w:rPr>
+        <w:t xml:space="preserve">출전: </w:t>
+      </w:r>
+      <w:r>
+        <w:rPr/>
+        <w:t xml:space="preserve">러시아 속담</w:t>
+      </w:r>
+    </w:p>
+    <w:p>
+      <w:pPr>
+        <w:pStyle w:val="BodyText"/>
+      </w:pPr>
+      <w:r>
+        <w:rPr>
+          <w:b/>
+          <w:bCs/>
+        </w:rPr>
+        <w:t xml:space="preserve">뜻: </w:t>
+      </w:r>
+      <w:r>
+        <w:rPr/>
+        <w:t xml:space="preserve">썰매는 여름에, 수레는 겨울에 준비하라.</w:t>
+      </w:r>
+    </w:p>
+    <w:p>
+      <w:pPr>
+        <w:pStyle w:val="BodyText"/>
+      </w:pPr>
+      <w:r>
+        <w:rPr>
+          <w:b/>
+          <w:bCs/>
+        </w:rPr>
+        <w:t xml:space="preserve">원작·유래: </w:t>
+      </w:r>
+      <w:r>
+        <w:rPr/>
+        <w:t xml:space="preserve">필요해지기 한참 전에 미리 준비하라는 농경 사회의 지혜입니다. 한겨울에 썰매를 구하려 하면 이미 늦습니다.</w:t>
+      </w:r>
+    </w:p>
+    <w:p>
+      <w:pPr>
+        <w:pStyle w:val="BodyText"/>
+      </w:pPr>
+      <w:r>
+        <w:rPr>
+          <w:b/>
+          <w:bCs/>
+        </w:rPr>
+        <w:t xml:space="preserve">이 화에서: </w:t>
+      </w:r>
+      <w:r>
+        <w:rPr/>
+        <w:t xml:space="preserve">3년간 노후 배관 교체를 미뤄 온 난방회사에서 수석엔지니어 보리스가 '우리는 눈이 허리까지 쌓여서야 썰매를 찾는다'고 한탄합니다.</w:t>
+      </w:r>
+    </w:p>
+    <w:p>
+      <w:pPr>
+        <w:pStyle w:val="BodyText"/>
+      </w:pPr>
+      <w:r>
+        <w:rPr>
+          <w:b/>
+          <w:bCs/>
+        </w:rPr>
+        <w:t xml:space="preserve">대화 활용 팁: </w:t>
+      </w:r>
+      <w:r>
+        <w:rPr/>
+        <w:t xml:space="preserve">예산 편성, 재고 확보, 인프라 투자처럼 미리 준비해야 할 일을 설득할 때 씁니다. 계절감이 분명해서 러시아인에게 직관적으로 와닿습니다.</w:t>
+      </w:r>
+    </w:p>
+    <w:p>
+      <w:pPr>
+        <w:pStyle w:val="BodyText"/>
+      </w:pPr>
+      <w:r>
+        <w:rPr>
+          <w:b/>
+          <w:bCs/>
+          <w:sz w:val="24"/>
+          <w:szCs w:val="24"/>
+        </w:rPr>
+        <w:t xml:space="preserve">인용 2 · «Где тонко, там и рвётся»</w:t>
+      </w:r>
+    </w:p>
+    <w:p>
+      <w:pPr>
+        <w:pStyle w:val="BodyText"/>
+      </w:pPr>
+      <w:r>
+        <w:rPr>
+          <w:b/>
+          <w:bCs/>
+        </w:rPr>
+        <w:t xml:space="preserve">출전: </w:t>
+      </w:r>
+      <w:r>
+        <w:rPr/>
+        <w:t xml:space="preserve">러시아 속담</w:t>
+      </w:r>
+    </w:p>
+    <w:p>
+      <w:pPr>
+        <w:pStyle w:val="BodyText"/>
+      </w:pPr>
+      <w:r>
+        <w:rPr>
+          <w:b/>
+          <w:bCs/>
+        </w:rPr>
+        <w:t xml:space="preserve">뜻: </w:t>
+      </w:r>
+      <w:r>
+        <w:rPr/>
+        <w:t xml:space="preserve">얇은 곳에서 끊어진다.</w:t>
+      </w:r>
+    </w:p>
+    <w:p>
+      <w:pPr>
+        <w:pStyle w:val="BodyText"/>
+      </w:pPr>
+      <w:r>
+        <w:rPr>
+          <w:b/>
+          <w:bCs/>
+        </w:rPr>
+        <w:t xml:space="preserve">원작·유래: </w:t>
+      </w:r>
+      <w:r>
+        <w:rPr/>
+        <w:t xml:space="preserve">실이나 천은 가장 약한 곳부터 끊어진다는 뜻입니다. 문제는 늘 가장 취약한 지점에서 터진다는 의미로 씁니다.</w:t>
+      </w:r>
+    </w:p>
+    <w:p>
+      <w:pPr>
+        <w:pStyle w:val="BodyText"/>
+      </w:pPr>
+      <w:r>
+        <w:rPr>
+          <w:b/>
+          <w:bCs/>
+        </w:rPr>
+        <w:t xml:space="preserve">이 화에서: </w:t>
+      </w:r>
+      <w:r>
+        <w:rPr/>
+        <w:t xml:space="preserve">학교 근처를 고치자마자 같은 배관의 다른 구간에서 균열이 발견되자 보리스가 말합니다.</w:t>
+      </w:r>
+    </w:p>
+    <w:p>
+      <w:pPr>
+        <w:pStyle w:val="BodyText"/>
+      </w:pPr>
+      <w:r>
+        <w:rPr>
+          <w:b/>
+          <w:bCs/>
+        </w:rPr>
+        <w:t xml:space="preserve">대화 활용 팁: </w:t>
+      </w:r>
+      <w:r>
+        <w:rPr/>
+        <w:t xml:space="preserve">리스크 점검이나 사고 원인을 이야기할 때 씁니다. '약한 고리를 먼저 보강하자'는 제안과 함께 쓰면 좋습니다. 사람의 건강이나 스트레스에 빗대 쓰기도 합니다.</w:t>
       </w:r>
     </w:p>
     <w:sectPr/>
